--- a/en/wisdom-stories/spend-your-time-with-people.docx
+++ b/en/wisdom-stories/spend-your-time-with-people.docx
@@ -4,359 +4,196 @@
   <w:body>
     <w:p>
       <w:pPr>
-        <w:spacing w:before="0" w:after="60"/>
-        <w:jc w:val="left"/>
+        <w:pStyle w:val="Title"/>
       </w:pPr>
       <w:r>
-        <w:rPr>
-          <w:rFonts w:ascii="Arial" w:hAnsi="Arial" w:eastAsia="Arial"/>
-          <w:i w:val="0"/>
-          <w:color w:val="000000"/>
-          <w:sz w:val="46"/>
-        </w:rPr>
         <w:t>Spend time with people</w:t>
       </w:r>
     </w:p>
     <w:p>
       <w:pPr>
-        <w:jc w:val="left"/>
+        <w:spacing w:after="80"/>
       </w:pPr>
       <w:r>
-        <w:rPr>
-          <w:rFonts w:ascii="Arial" w:hAnsi="Arial" w:eastAsia="Arial"/>
-          <w:i w:val="0"/>
-          <w:color w:val="000000"/>
-          <w:sz w:val="22"/>
-        </w:rPr>
-        <w:t>My father had to transfer money, so I had to spend an hour with him at the bank. Finally, I couldn't wait any longer and said to him:</w:t>
+        <w:t>My father needed to transfer money, and we spent an hour at the bank. Growing impatient, I said:</w:t>
       </w:r>
     </w:p>
     <w:p>
       <w:pPr>
-        <w:jc w:val="left"/>
+        <w:spacing w:after="80"/>
       </w:pPr>
       <w:r>
-        <w:rPr>
-          <w:rFonts w:ascii="Arial" w:hAnsi="Arial" w:eastAsia="Arial"/>
-          <w:i w:val="0"/>
-          <w:color w:val="000000"/>
-          <w:sz w:val="22"/>
-        </w:rPr>
-        <w:t>— Dad, let's do your banking online. What do you think?</w:t>
+        <w:t>“Dad, why don’t we set up online banking for you?”</w:t>
       </w:r>
     </w:p>
     <w:p>
       <w:pPr>
-        <w:jc w:val="left"/>
+        <w:spacing w:after="80"/>
       </w:pPr>
       <w:r>
-        <w:rPr>
-          <w:rFonts w:ascii="Arial" w:hAnsi="Arial" w:eastAsia="Arial"/>
-          <w:i w:val="0"/>
-          <w:color w:val="000000"/>
-          <w:sz w:val="22"/>
-        </w:rPr>
-        <w:t>— What will this give me, son? — my father looked at me in surprise.</w:t>
+        <w:t>“What would that do for me?”</w:t>
+      </w:r>
+    </w:p>
+    <w:p>
+      <w:pPr/>
+      <w:r>
+        <w:t>“You wouldn’t have to spend an hour here just to make a transfer. You could shop online too. It would be so much easier.”</w:t>
       </w:r>
     </w:p>
     <w:p>
       <w:pPr>
-        <w:jc w:val="left"/>
+        <w:spacing w:after="80"/>
       </w:pPr>
       <w:r>
-        <w:rPr>
-          <w:rFonts w:ascii="Arial" w:hAnsi="Arial" w:eastAsia="Arial"/>
-          <w:i w:val="0"/>
-          <w:color w:val="000000"/>
-          <w:sz w:val="22"/>
-        </w:rPr>
-        <w:t>— You won't have to waste an hour at the bank to transfer money anymore. The internet will even allow you to do your shopping online. Everything will be very easy and convenient, — I quickly replied.</w:t>
+        <w:t>I was very excited about the idea of getting my father involved in the world of the internet.</w:t>
       </w:r>
     </w:p>
     <w:p>
       <w:pPr>
-        <w:jc w:val="left"/>
+        <w:spacing w:after="80"/>
       </w:pPr>
       <w:r>
-        <w:rPr>
-          <w:rFonts w:ascii="Arial" w:hAnsi="Arial" w:eastAsia="Arial"/>
-          <w:i w:val="0"/>
-          <w:color w:val="000000"/>
-          <w:sz w:val="22"/>
-        </w:rPr>
-        <w:t>I was very excited about the idea of ​​getting my father involved in the world of the internet.</w:t>
-      </w:r>
-    </w:p>
-    <w:p>
-      <w:pPr>
-        <w:jc w:val="left"/>
-      </w:pPr>
-      <w:r>
-        <w:rPr>
-          <w:rFonts w:ascii="Arial" w:hAnsi="Arial" w:eastAsia="Arial"/>
-          <w:i w:val="0"/>
-          <w:color w:val="000000"/>
-          <w:sz w:val="22"/>
-        </w:rPr>
         <w:t>My father asked:</w:t>
       </w:r>
     </w:p>
     <w:p>
       <w:pPr>
-        <w:jc w:val="left"/>
+        <w:spacing w:after="80"/>
       </w:pPr>
       <w:r>
-        <w:rPr>
-          <w:rFonts w:ascii="Arial" w:hAnsi="Arial" w:eastAsia="Arial"/>
-          <w:i w:val="0"/>
-          <w:color w:val="000000"/>
-          <w:sz w:val="22"/>
-        </w:rPr>
-        <w:t>— If I do what you say, then I won't have to leave the house. Is that right?</w:t>
+        <w:t>“Then I wouldn’t need to leave the house?”</w:t>
       </w:r>
     </w:p>
     <w:p>
       <w:pPr>
-        <w:jc w:val="left"/>
+        <w:spacing w:after="80"/>
       </w:pPr>
       <w:r>
-        <w:rPr>
-          <w:rFonts w:ascii="Arial" w:hAnsi="Arial" w:eastAsia="Arial"/>
-          <w:i w:val="0"/>
-          <w:color w:val="000000"/>
-          <w:sz w:val="22"/>
-        </w:rPr>
-        <w:t>— That's right, dad.</w:t>
+        <w:t>“That’s right.”</w:t>
       </w:r>
     </w:p>
     <w:p>
       <w:pPr>
-        <w:jc w:val="left"/>
+        <w:spacing w:after="80"/>
       </w:pPr>
       <w:r>
-        <w:rPr>
-          <w:rFonts w:ascii="Arial" w:hAnsi="Arial" w:eastAsia="Arial"/>
-          <w:i w:val="0"/>
-          <w:color w:val="000000"/>
-          <w:sz w:val="22"/>
-        </w:rPr>
-        <w:t>I told him that even the groceries he would buy could be delivered to his door, that Amazon delivers everything to the buyer's home.</w:t>
+        <w:t>I explained that even groceries could be delivered to his door.</w:t>
       </w:r>
     </w:p>
     <w:p>
       <w:pPr>
-        <w:jc w:val="left"/>
+        <w:spacing w:after="80"/>
       </w:pPr>
       <w:r>
-        <w:rPr>
-          <w:rFonts w:ascii="Arial" w:hAnsi="Arial" w:eastAsia="Arial"/>
-          <w:i w:val="0"/>
-          <w:color w:val="000000"/>
-          <w:sz w:val="22"/>
-        </w:rPr>
         <w:t>My father's answer left me speechless:</w:t>
       </w:r>
     </w:p>
     <w:p>
       <w:pPr>
-        <w:jc w:val="left"/>
+        <w:spacing w:after="80"/>
       </w:pPr>
       <w:r>
-        <w:rPr>
-          <w:rFonts w:ascii="Arial" w:hAnsi="Arial" w:eastAsia="Arial"/>
-          <w:i w:val="0"/>
-          <w:color w:val="000000"/>
-          <w:sz w:val="22"/>
-        </w:rPr>
-        <w:t>— My son, in the hour I spent at the bank, I saw four of my friends, and I talked to bank employees who have known me for a long time.</w:t>
+        <w:t>“In this hour, I’ve seen four friends and talked to staff who have known me for years.</w:t>
+      </w:r>
+    </w:p>
+    <w:p>
+      <w:pPr/>
+      <w:r>
+        <w:t>“I get lonely, son. I like dressing to go out and seeing people. I have time, and I enjoy talking face to face.</w:t>
+      </w:r>
+    </w:p>
+    <w:p>
+      <w:pPr/>
+      <w:r>
+        <w:t>“When I was ill two years ago, the man from the fruit shop came to visit. He sat beside my bed because he cared how I was.</w:t>
+      </w:r>
+    </w:p>
+    <w:p>
+      <w:pPr/>
+      <w:r>
+        <w:t>“When your mother fell on her morning walk, our grocer helped her up and drove her home. He knew where we lived.</w:t>
       </w:r>
     </w:p>
     <w:p>
       <w:pPr>
-        <w:jc w:val="left"/>
+        <w:spacing w:after="80"/>
       </w:pPr>
       <w:r>
-        <w:rPr>
-          <w:rFonts w:ascii="Arial" w:hAnsi="Arial" w:eastAsia="Arial"/>
-          <w:i w:val="0"/>
-          <w:color w:val="000000"/>
-          <w:sz w:val="22"/>
-        </w:rPr>
-        <w:t>You know, I'm lonely... I need to see people. I like to come to the bank dressed up. I have enough time, and I always enjoy live communication.</w:t>
+        <w:t>“Wouldn’t I lose those connections if I did everything online?</w:t>
       </w:r>
     </w:p>
     <w:p>
       <w:pPr>
-        <w:jc w:val="left"/>
+        <w:spacing w:after="80"/>
       </w:pPr>
       <w:r>
-        <w:rPr>
-          <w:rFonts w:ascii="Arial" w:hAnsi="Arial" w:eastAsia="Arial"/>
-          <w:i w:val="0"/>
-          <w:color w:val="000000"/>
-          <w:sz w:val="22"/>
-        </w:rPr>
-        <w:t>Two years ago, when I was sick, the salesman from the nearby store where I always bought fruit came to see me. He was very upset that I was sick, sat by my bed and sympathized with my condition.</w:t>
+        <w:t>“Why should I trade them for a screen just to have things delivered?</w:t>
       </w:r>
     </w:p>
     <w:p>
       <w:pPr>
-        <w:jc w:val="left"/>
+        <w:spacing w:after="80"/>
       </w:pPr>
       <w:r>
-        <w:rPr>
-          <w:rFonts w:ascii="Arial" w:hAnsi="Arial" w:eastAsia="Arial"/>
-          <w:i w:val="0"/>
-          <w:color w:val="000000"/>
-          <w:sz w:val="22"/>
-        </w:rPr>
-        <w:t>Some time ago, when your mother fell during her morning walk, the grocer in our neighborhood picked her up, put her in his car, and quickly drove her to our house. Because he knew where we lived.</w:t>
+        <w:t>“I want to know the person I buy from. I want a human relationship.</w:t>
       </w:r>
     </w:p>
     <w:p>
       <w:pPr>
-        <w:jc w:val="left"/>
+        <w:spacing w:after="80"/>
       </w:pPr>
       <w:r>
-        <w:rPr>
-          <w:rFonts w:ascii="Arial" w:hAnsi="Arial" w:eastAsia="Arial"/>
-          <w:i w:val="0"/>
-          <w:color w:val="000000"/>
-          <w:sz w:val="22"/>
-        </w:rPr>
-        <w:t>If everything goes online, won't I be deprived of these human feelings?</w:t>
+        <w:t>“Can Amazon give me that?</w:t>
       </w:r>
     </w:p>
     <w:p>
       <w:pPr>
-        <w:pageBreakBefore/>
-        <w:jc w:val="left"/>
+        <w:spacing w:after="80"/>
       </w:pPr>
       <w:r>
-        <w:rPr>
-          <w:rFonts w:ascii="Arial" w:hAnsi="Arial" w:eastAsia="Arial"/>
-          <w:i w:val="0"/>
-          <w:color w:val="000000"/>
-          <w:sz w:val="22"/>
-        </w:rPr>
-        <w:t>After all, why should I only communicate with a computer so that everything can be delivered to my house?</w:t>
+        <w:t>“Technology is useful, but it isn’t life.</w:t>
       </w:r>
     </w:p>
     <w:p>
       <w:pPr>
-        <w:jc w:val="left"/>
+        <w:keepNext/>
+        <w:spacing w:after="80"/>
       </w:pPr>
       <w:r>
-        <w:rPr>
-          <w:rFonts w:ascii="Arial" w:hAnsi="Arial" w:eastAsia="Arial"/>
-          <w:i w:val="0"/>
-          <w:color w:val="000000"/>
-          <w:sz w:val="22"/>
-        </w:rPr>
-        <w:t>I want to get to know the person I'm communicating with instead of an "electronic salesman." I want a live connection, a relationship.</w:t>
+        <w:t>“Spend time with people, son.”</w:t>
       </w:r>
     </w:p>
     <w:p>
       <w:pPr>
-        <w:jc w:val="left"/>
+        <w:keepNext/>
+        <w:keepLines/>
+        <w:spacing w:before="160"/>
       </w:pPr>
       <w:r>
         <w:rPr>
-          <w:rFonts w:ascii="Arial" w:hAnsi="Arial" w:eastAsia="Arial"/>
-          <w:i w:val="0"/>
-          <w:color w:val="000000"/>
-          <w:sz w:val="22"/>
+          <w:b/>
         </w:rPr>
-        <w:t>Can Amazon do that too?</w:t>
+        <w:t>Moral:</w:t>
+      </w:r>
+      <w:r>
+        <w:t xml:space="preserve"> Technology provides convenience, but it does not replace life. The real value is in live communication, in the warmth between people.</w:t>
       </w:r>
     </w:p>
     <w:p>
       <w:pPr>
-        <w:jc w:val="left"/>
+        <w:spacing w:after="80"/>
       </w:pPr>
       <w:r>
         <w:rPr>
-          <w:rFonts w:ascii="Arial" w:hAnsi="Arial" w:eastAsia="Arial"/>
-          <w:i w:val="0"/>
-          <w:color w:val="000000"/>
-          <w:sz w:val="22"/>
+          <w:i/>
+          <w:sz w:val="18"/>
         </w:rPr>
-        <w:t>Technology is not life.</w:t>
-      </w:r>
-    </w:p>
-    <w:p>
-      <w:pPr>
-        <w:jc w:val="left"/>
-      </w:pPr>
-      <w:r>
-        <w:rPr>
-          <w:rFonts w:ascii="Arial" w:hAnsi="Arial" w:eastAsia="Arial"/>
-          <w:i w:val="0"/>
-          <w:color w:val="000000"/>
-          <w:sz w:val="22"/>
-        </w:rPr>
-        <w:t>Spend your time with people, not devices, son.</w:t>
-      </w:r>
-    </w:p>
-    <w:p>
-      <w:pPr>
-        <w:pStyle w:val="Moral"/>
-        <w:keepNext/>
-        <w:keepLines/>
-        <w:widowControl/>
-        <w:spacing w:before="240" w:after="180" w:line="283" w:lineRule="auto"/>
-        <w:ind w:left="240" w:right="240"/>
-        <w:jc w:val="left"/>
-        <w:pBdr>
-          <w:top w:val="single" w:sz="8" w:space="7" w:color="E8D59A"/>
-          <w:left w:val="single" w:sz="32" w:space="11" w:color="C6A23A"/>
-          <w:bottom w:val="single" w:sz="8" w:space="7" w:color="E8D59A"/>
-          <w:right w:val="single" w:sz="8" w:space="11" w:color="E8D59A"/>
-        </w:pBdr>
-        <w:shd w:val="clear" w:color="auto" w:fill="FFF8E1"/>
-      </w:pPr>
-      <w:r>
-        <w:rPr>
-          <w:rFonts w:ascii="Arial" w:hAnsi="Arial" w:eastAsia="Arial" w:cs="Arial"/>
-          <w:b/>
-          <w:i w:val="0"/>
-          <w:color w:val="9A7417"/>
-          <w:sz w:val="22"/>
-        </w:rPr>
-        <w:t xml:space="preserve">Moral: </w:t>
-      </w:r>
-      <w:r>
-        <w:rPr>
-          <w:rFonts w:ascii="Arial" w:hAnsi="Arial" w:eastAsia="Arial" w:cs="Arial"/>
-          <w:b w:val="0"/>
-          <w:i w:val="0"/>
-          <w:color w:val="3F3826"/>
-          <w:sz w:val="22"/>
-        </w:rPr>
-        <w:t>Technology provides convenience, but it does not replace life. The real value is in live communication, in the warmth between people.</w:t>
-      </w:r>
-    </w:p>
-    <w:p>
-      <w:pPr>
-        <w:keepLines/>
-        <w:widowControl/>
-        <w:spacing w:before="60" w:after="0" w:line="240" w:lineRule="auto"/>
-        <w:jc w:val="right"/>
-      </w:pPr>
-      <w:r>
-        <w:rPr>
-          <w:rFonts w:ascii="Arial" w:hAnsi="Arial" w:eastAsia="Arial" w:cs="Arial"/>
-          <w:b w:val="0"/>
-          <w:i/>
-          <w:color w:val="8A7950"/>
-          <w:sz w:val="17"/>
-        </w:rPr>
-        <w:t>The story was obtained from open Internet sources.</w:t>
+        <w:t>Source: Publicly available internet sources.</w:t>
       </w:r>
     </w:p>
     <w:sectPr>
       <w:pgSz w:w="12240" w:h="15840"/>
-      <w:pgMar w:top="1440" w:right="1440" w:bottom="1440" w:left="1440" w:header="708" w:footer="708" w:gutter="0"/>
+      <w:pgMar w:top="1080" w:right="1224" w:bottom="1080" w:left="1224" w:header="720" w:footer="720" w:gutter="0"/>
       <w:cols w:space="720"/>
       <w:docGrid w:linePitch="360"/>
     </w:sectPr>
@@ -728,12 +565,14 @@
     <w:qFormat/>
     <w:rsid w:val="00FC693F"/>
     <w:pPr>
-      <w:spacing w:before="0" w:after="0" w:line="259" w:lineRule="auto"/>
+      <w:widowControl/>
+      <w:spacing w:after="120" w:line="259" w:lineRule="auto"/>
     </w:pPr>
     <w:rPr>
-      <w:rFonts w:ascii="Arial" w:hAnsi="Arial" w:eastAsia="Arial"/>
+      <w:rFonts w:ascii="Arial" w:hAnsi="Arial"/>
       <w:color w:val="000000"/>
       <w:sz w:val="22"/>
+      <w:lang w:val="en-US"/>
     </w:rPr>
   </w:style>
   <w:style w:type="paragraph" w:styleId="Header">
@@ -1077,18 +916,17 @@
     <w:qFormat/>
     <w:rsid w:val="00FC693F"/>
     <w:pPr>
-      <w:pBdr>
-        <w:bottom w:val="single" w:sz="8" w:space="4" w:color="4F81BD" w:themeColor="accent1"/>
-      </w:pBdr>
-      <w:spacing w:after="300" w:line="240" w:lineRule="auto"/>
+      <w:keepNext/>
+      <w:spacing w:after="280" w:line="240" w:lineRule="auto"/>
       <w:contextualSpacing/>
     </w:pPr>
     <w:rPr>
-      <w:rFonts w:asciiTheme="majorHAnsi" w:eastAsiaTheme="majorEastAsia" w:hAnsiTheme="majorHAnsi" w:cstheme="majorBidi"/>
-      <w:color w:val="17365D" w:themeColor="text2" w:themeShade="BF"/>
+      <w:rFonts w:asciiTheme="majorHAnsi" w:eastAsiaTheme="majorEastAsia" w:hAnsiTheme="majorHAnsi" w:cstheme="majorBidi" w:ascii="Arial" w:hAnsi="Arial"/>
+      <w:b/>
+      <w:color w:val="000000"/>
       <w:spacing w:val="5"/>
       <w:kern w:val="28"/>
-      <w:sz w:val="52"/>
+      <w:sz w:val="34"/>
       <w:szCs w:val="52"/>
     </w:rPr>
   </w:style>
@@ -1564,9 +1402,6 @@
     <w:qFormat/>
     <w:rsid w:val="00FC693F"/>
     <w:pPr>
-      <w:pBdr>
-        <w:bottom w:val="single" w:sz="4" w:space="4" w:color="4F81BD" w:themeColor="accent1"/>
-      </w:pBdr>
       <w:spacing w:before="200" w:after="280"/>
       <w:ind w:left="936" w:right="936"/>
     </w:pPr>
@@ -12417,18 +12252,6 @@
         <w:shd w:val="clear" w:color="auto" w:fill="FBCAA2" w:themeFill="accent6" w:themeFillTint="7F"/>
       </w:tcPr>
     </w:tblStylePr>
-  </w:style>
-  <w:style w:type="paragraph" w:customStyle="1" w:styleId="Moral">
-    <w:name w:val="Moral"/>
-    <w:basedOn w:val="Normal"/>
-    <w:pPr>
-      <w:spacing w:before="40" w:after="0" w:line="276" w:lineRule="auto"/>
-    </w:pPr>
-    <w:rPr>
-      <w:rFonts w:ascii="Arial" w:hAnsi="Arial" w:eastAsia="Arial"/>
-      <w:i/>
-      <w:sz w:val="22"/>
-    </w:rPr>
   </w:style>
 </w:styles>
 </file>

--- a/en/wisdom-stories/spend-your-time-with-people.docx
+++ b/en/wisdom-stories/spend-your-time-with-people.docx
@@ -23,7 +23,7 @@
         <w:spacing w:after="80"/>
       </w:pPr>
       <w:r>
-        <w:t>“Dad, why don’t we set up online banking for you?”</w:t>
+        <w:t>“Dad, let’s do your banking over the internet. What do you say?”</w:t>
       </w:r>
     </w:p>
     <w:p>
@@ -31,7 +31,7 @@
         <w:spacing w:after="80"/>
       </w:pPr>
       <w:r>
-        <w:t>“What would that do for me?”</w:t>
+        <w:t>“What would that give me, son?” my father asked, looking at me in surprise.</w:t>
       </w:r>
     </w:p>
     <w:p>
@@ -69,7 +69,7 @@
         <w:spacing w:after="80"/>
       </w:pPr>
       <w:r>
-        <w:t>“That’s right.”</w:t>
+        <w:t>“That’s right, that’s right, Dad.”</w:t>
       </w:r>
     </w:p>
     <w:p>
@@ -77,7 +77,7 @@
         <w:spacing w:after="80"/>
       </w:pPr>
       <w:r>
-        <w:t>I explained that even groceries could be delivered to his door.</w:t>
+        <w:t>I explained that even the groceries he bought could be brought to the door, and that Amazon delivers everything to the buyer’s home.</w:t>
       </w:r>
     </w:p>
     <w:p>
@@ -93,25 +93,25 @@
         <w:spacing w:after="80"/>
       </w:pPr>
       <w:r>
-        <w:t>“In this hour, I’ve seen four friends and talked to staff who have known me for years.</w:t>
+        <w:t>“In this hour, I’ve seen four friends and talked to staff who have known me well for a long time.</w:t>
       </w:r>
     </w:p>
     <w:p>
       <w:pPr/>
       <w:r>
-        <w:t>“I get lonely, son. I like dressing to go out and seeing people. I have time, and I enjoy talking face to face.</w:t>
+        <w:t>“You know I am lonely. I need to see people. I like getting dressed and coming to the bank. I have time, and I enjoy talking face to face.</w:t>
       </w:r>
     </w:p>
     <w:p>
       <w:pPr/>
       <w:r>
-        <w:t>“When I was ill two years ago, the man from the fruit shop came to visit. He sat beside my bed because he cared how I was.</w:t>
+        <w:t>“When I was ill two years ago, the seller from the nearby shop where I always bought fruit came to visit. He was deeply distressed that I was ill, sat beside my bed, and shared in my condition.</w:t>
       </w:r>
     </w:p>
     <w:p>
       <w:pPr/>
       <w:r>
-        <w:t>“When your mother fell on her morning walk, our grocer helped her up and drove her home. He knew where we lived.</w:t>
+        <w:t>“Some time ago, when your mother fell on her morning walk, our neighborhood grocer picked her up, put her in his car, and quickly drove her home. He knew where we lived.</w:t>
       </w:r>
     </w:p>
     <w:p>
@@ -119,7 +119,7 @@
         <w:spacing w:after="80"/>
       </w:pPr>
       <w:r>
-        <w:t>“Wouldn’t I lose those connections if I did everything online?</w:t>
+        <w:t>“Wouldn’t I be deprived of these human feelings if I did everything online?</w:t>
       </w:r>
     </w:p>
     <w:p>
@@ -127,7 +127,7 @@
         <w:spacing w:after="80"/>
       </w:pPr>
       <w:r>
-        <w:t>“Why should I trade them for a screen just to have things delivered?</w:t>
+        <w:t>“Why should I be in contact only with a computer just to have things delivered?</w:t>
       </w:r>
     </w:p>
     <w:p>
@@ -135,7 +135,7 @@
         <w:spacing w:after="80"/>
       </w:pPr>
       <w:r>
-        <w:t>“I want to know the person I buy from. I want a human relationship.</w:t>
+        <w:t>“I want to know the person I deal with instead of an “electronic seller.” I want a human relationship.</w:t>
       </w:r>
     </w:p>
     <w:p>
@@ -151,7 +151,7 @@
         <w:spacing w:after="80"/>
       </w:pPr>
       <w:r>
-        <w:t>“Technology is useful, but it isn’t life.</w:t>
+        <w:t>“Technology is not life.</w:t>
       </w:r>
     </w:p>
     <w:p>
@@ -160,7 +160,7 @@
         <w:spacing w:after="80"/>
       </w:pPr>
       <w:r>
-        <w:t>“Spend time with people, son.”</w:t>
+        <w:t>“Spend your time with people, not with devices, son.”</w:t>
       </w:r>
     </w:p>
     <w:p>
@@ -173,11 +173,9 @@
         <w:rPr>
           <w:b/>
         </w:rPr>
-        <w:t>Moral:</w:t>
+        <w:t>Moral: Technology provides convenience, but it does not replace life. The real value is in live communication, in the warmth between people.</w:t>
       </w:r>
-      <w:r>
-        <w:t xml:space="preserve"> Technology provides convenience, but it does not replace life. The real value is in live communication, in the warmth between people.</w:t>
-      </w:r>
+      <w:r/>
     </w:p>
     <w:p>
       <w:pPr>
@@ -188,7 +186,7 @@
           <w:i/>
           <w:sz w:val="18"/>
         </w:rPr>
-        <w:t>Source: Publicly available internet sources.</w:t>
+        <w:t>Stories are taken from open Internet sources; illustrations were created with AI.</w:t>
       </w:r>
     </w:p>
     <w:sectPr>
